--- a/template.docx
+++ b/template.docx
@@ -2092,38 +2092,38 @@
   <w:style w:type="paragraph" w:default="1" w:styleId="1">
     <w:name w:val="Normal"/>
     <w:qFormat/>
-    <w:uiPriority w:val="0"/>
     <w:pPr>
       <w:spacing w:after="0" w:line="360" w:lineRule="auto"/>
-    </w:pPr>
-    <w:rPr>
-      <w:rFonts w:ascii="Times New Roman" w:hAnsi="Times New Roman" w:eastAsia="宋体" w:cstheme="minorBidi"/>
+      <w:ind w:firstLine="480" w:firstLineChars="200"/>
+    </w:pPr>
+    <w:rPr>
+      <w:rFonts w:ascii="Times New Roman" w:hAnsi="Times New Roman" w:eastAsia="宋体" w:cs="Times New Roman"/>
       <w:sz w:val="24"/>
       <w:szCs w:val="24"/>
-      <w:lang w:val="en-US" w:eastAsia="en-US" w:bidi="ar-SA"/>
-    </w:rPr>
+      <w:lang w:val="en-US" w:eastAsia="zh-CN"/>
+    </w:rPr>
+    <w:uiPriority w:val="0"/>
   </w:style>
   <w:style w:type="paragraph" w:styleId="2">
     <w:name w:val="heading 1"/>
     <w:basedOn w:val="1"/>
     <w:next w:val="3"/>
     <w:qFormat/>
-    <w:uiPriority w:val="9"/>
     <w:pPr>
       <w:keepNext/>
       <w:keepLines/>
-      <w:pageBreakBefore/>
-      <w:spacing w:before="480"/>
+      <w:spacing w:before="480" w:after="240"/>
       <w:jc w:val="center"/>
       <w:outlineLvl w:val="0"/>
     </w:pPr>
     <w:rPr>
-      <w:rFonts w:eastAsia="黑体" w:cstheme="majorBidi"/>
+      <w:rFonts w:ascii="Times New Roman" w:hAnsi="Times New Roman" w:eastAsia="黑体" w:cs="黑体"/>
       <w:b/>
       <w:bCs/>
-      <w:sz w:val="36"/>
+      <w:sz w:val="32"/>
       <w:szCs w:val="32"/>
     </w:rPr>
+    <w:uiPriority w:val="9"/>
   </w:style>
   <w:style w:type="paragraph" w:styleId="4">
     <w:name w:val="heading 2"/>
@@ -2131,20 +2131,20 @@
     <w:next w:val="3"/>
     <w:unhideWhenUsed/>
     <w:qFormat/>
-    <w:uiPriority w:val="9"/>
     <w:pPr>
       <w:keepNext/>
       <w:keepLines/>
-      <w:spacing w:before="300"/>
+      <w:spacing w:before="300" w:after="180"/>
       <w:outlineLvl w:val="1"/>
     </w:pPr>
     <w:rPr>
-      <w:rFonts w:eastAsia="黑体" w:cstheme="majorBidi"/>
+      <w:rFonts w:ascii="Times New Roman" w:hAnsi="Times New Roman" w:eastAsia="黑体" w:cs="黑体"/>
       <w:b/>
       <w:bCs/>
-      <w:sz w:val="32"/>
-      <w:szCs w:val="32"/>
-    </w:rPr>
+      <w:sz w:val="28"/>
+      <w:szCs w:val="28"/>
+    </w:rPr>
+    <w:uiPriority w:val="9"/>
   </w:style>
   <w:style w:type="paragraph" w:styleId="5">
     <w:name w:val="heading 3"/>
@@ -2152,20 +2152,20 @@
     <w:next w:val="3"/>
     <w:unhideWhenUsed/>
     <w:qFormat/>
-    <w:uiPriority w:val="9"/>
     <w:pPr>
       <w:keepNext/>
       <w:keepLines/>
-      <w:spacing w:before="200"/>
+      <w:spacing w:before="200" w:after="120"/>
       <w:outlineLvl w:val="2"/>
     </w:pPr>
     <w:rPr>
-      <w:rFonts w:eastAsia="黑体" w:cstheme="majorBidi"/>
+      <w:rFonts w:ascii="Times New Roman" w:hAnsi="Times New Roman" w:eastAsia="黑体" w:cs="黑体"/>
       <w:b/>
       <w:bCs/>
-      <w:sz w:val="28"/>
-      <w:szCs w:val="28"/>
-    </w:rPr>
+      <w:sz w:val="24"/>
+      <w:szCs w:val="24"/>
+    </w:rPr>
+    <w:uiPriority w:val="9"/>
   </w:style>
   <w:style w:type="paragraph" w:styleId="6">
     <w:name w:val="heading 4"/>
@@ -2182,9 +2182,11 @@
       <w:outlineLvl w:val="3"/>
     </w:pPr>
     <w:rPr>
-      <w:rFonts w:eastAsia="黑体" w:cstheme="majorBidi"/>
+      <w:rFonts w:ascii="Times New Roman" w:hAnsi="Times New Roman" w:eastAsia="黑体" w:cs="黑体"/>
       <w:b/>
       <w:bCs/>
+      <w:sz w:val="24"/>
+      <w:szCs w:val="24"/>
     </w:rPr>
   </w:style>
   <w:style w:type="paragraph" w:styleId="7">
@@ -2201,9 +2203,11 @@
       <w:outlineLvl w:val="4"/>
     </w:pPr>
     <w:rPr>
-      <w:rFonts w:eastAsia="黑体" w:asciiTheme="majorHAnsi" w:hAnsiTheme="majorHAnsi" w:cstheme="majorBidi"/>
+      <w:rFonts w:ascii="Times New Roman" w:hAnsi="Times New Roman" w:eastAsia="黑体" w:cs="黑体"/>
       <w:b/>
-      <w:iCs/>
+      <w:bCs/>
+      <w:sz w:val="24"/>
+      <w:szCs w:val="24"/>
     </w:rPr>
   </w:style>
   <w:style w:type="paragraph" w:styleId="8">
@@ -2220,8 +2224,11 @@
       <w:outlineLvl w:val="5"/>
     </w:pPr>
     <w:rPr>
-      <w:rFonts w:eastAsia="黑体" w:cstheme="majorBidi"/>
+      <w:rFonts w:ascii="Times New Roman" w:hAnsi="Times New Roman" w:eastAsia="黑体" w:cs="黑体"/>
       <w:b/>
+      <w:bCs/>
+      <w:sz w:val="24"/>
+      <w:szCs w:val="24"/>
     </w:rPr>
   </w:style>
   <w:style w:type="paragraph" w:styleId="9">
@@ -2320,6 +2327,16 @@
     <w:basedOn w:val="1"/>
     <w:link w:val="40"/>
     <w:qFormat/>
+    <w:pPr>
+      <w:spacing w:after="0" w:line="360" w:lineRule="auto"/>
+      <w:ind w:firstLine="480" w:firstLineChars="200"/>
+    </w:pPr>
+    <w:rPr>
+      <w:rFonts w:ascii="Times New Roman" w:hAnsi="Times New Roman" w:eastAsia="宋体" w:cs="Times New Roman"/>
+      <w:sz w:val="24"/>
+      <w:szCs w:val="24"/>
+      <w:lang w:val="en-US" w:eastAsia="zh-CN"/>
+    </w:rPr>
     <w:uiPriority w:val="0"/>
   </w:style>
   <w:style w:type="paragraph" w:styleId="12">
@@ -2328,11 +2345,16 @@
     <w:next w:val="1"/>
     <w:link w:val="23"/>
     <w:qFormat/>
-    <w:uiPriority w:val="0"/>
     <w:pPr>
       <w:spacing w:after="120"/>
       <w:jc w:val="center"/>
     </w:pPr>
+    <w:rPr>
+      <w:rFonts w:ascii="Times New Roman" w:hAnsi="Times New Roman" w:eastAsia="宋体" w:cs="Times New Roman"/>
+      <w:sz w:val="21"/>
+      <w:szCs w:val="21"/>
+    </w:rPr>
+    <w:uiPriority w:val="0"/>
   </w:style>
   <w:style w:type="paragraph" w:styleId="13">
     <w:name w:val="Block Text"/>
@@ -2375,25 +2397,6 @@
     <w:basedOn w:val="1"/>
     <w:link w:val="42"/>
     <w:qFormat/>
-    <w:uiPriority w:val="99"/>
-    <w:pPr>
-      <w:tabs>
-        <w:tab w:val="center" w:pos="4153"/>
-        <w:tab w:val="right" w:pos="8306"/>
-      </w:tabs>
-      <w:snapToGrid w:val="0"/>
-    </w:pPr>
-    <w:rPr>
-      <w:sz w:val="18"/>
-      <w:szCs w:val="18"/>
-    </w:rPr>
-  </w:style>
-  <w:style w:type="paragraph" w:styleId="16">
-    <w:name w:val="header"/>
-    <w:basedOn w:val="1"/>
-    <w:link w:val="41"/>
-    <w:qFormat/>
-    <w:uiPriority w:val="0"/>
     <w:pPr>
       <w:tabs>
         <w:tab w:val="center" w:pos="4153"/>
@@ -2403,9 +2406,31 @@
       <w:jc w:val="center"/>
     </w:pPr>
     <w:rPr>
+      <w:rFonts w:ascii="Times New Roman" w:hAnsi="Times New Roman" w:eastAsia="宋体" w:cs="Times New Roman"/>
       <w:sz w:val="18"/>
       <w:szCs w:val="18"/>
     </w:rPr>
+    <w:uiPriority w:val="99"/>
+  </w:style>
+  <w:style w:type="paragraph" w:styleId="16">
+    <w:name w:val="header"/>
+    <w:basedOn w:val="1"/>
+    <w:link w:val="41"/>
+    <w:qFormat/>
+    <w:pPr>
+      <w:tabs>
+        <w:tab w:val="center" w:pos="4153"/>
+        <w:tab w:val="right" w:pos="8306"/>
+      </w:tabs>
+      <w:snapToGrid w:val="0"/>
+      <w:jc w:val="center"/>
+    </w:pPr>
+    <w:rPr>
+      <w:rFonts w:ascii="Times New Roman" w:hAnsi="Times New Roman" w:eastAsia="宋体" w:cs="Times New Roman"/>
+      <w:sz w:val="18"/>
+      <w:szCs w:val="18"/>
+    </w:rPr>
+    <w:uiPriority w:val="0"/>
   </w:style>
   <w:style w:type="paragraph" w:styleId="17">
     <w:name w:val="Subtitle"/>
@@ -2426,7 +2451,6 @@
     <w:basedOn w:val="1"/>
     <w:next w:val="3"/>
     <w:qFormat/>
-    <w:uiPriority w:val="0"/>
     <w:pPr>
       <w:keepNext/>
       <w:keepLines/>
@@ -2434,18 +2458,14 @@
       <w:jc w:val="center"/>
     </w:pPr>
     <w:rPr>
-      <w:rFonts w:asciiTheme="majorAscii" w:hAnsiTheme="majorAscii" w:eastAsiaTheme="majorEastAsia" w:cstheme="majorBidi"/>
+      <w:rFonts w:ascii="Times New Roman" w:hAnsi="Times New Roman" w:eastAsia="黑体" w:cs="黑体"/>
       <w:b/>
       <w:bCs/>
-      <w:color w:val="000000" w:themeColor="text1"/>
+      <w:color w:val="000000"/>
       <w:sz w:val="36"/>
       <w:szCs w:val="36"/>
-      <w14:textFill>
-        <w14:solidFill>
-          <w14:schemeClr w14:val="tx1"/>
-        </w14:solidFill>
-      </w14:textFill>
-    </w:rPr>
+    </w:rPr>
+    <w:uiPriority w:val="0"/>
   </w:style>
   <w:style w:type="paragraph" w:styleId="19">
     <w:name w:val="footnote text"/>
@@ -2531,16 +2551,18 @@
     <w:basedOn w:val="1"/>
     <w:next w:val="3"/>
     <w:qFormat/>
-    <w:uiPriority w:val="0"/>
     <w:pPr>
       <w:keepNext/>
       <w:keepLines/>
       <w:spacing w:before="300" w:after="300"/>
-    </w:pPr>
-    <w:rPr>
-      <w:sz w:val="20"/>
-      <w:szCs w:val="20"/>
-    </w:rPr>
+      <w:ind w:firstLine="480" w:firstLineChars="200"/>
+    </w:pPr>
+    <w:rPr>
+      <w:rFonts w:ascii="Times New Roman" w:hAnsi="Times New Roman" w:eastAsia="宋体" w:cs="Times New Roman"/>
+      <w:sz w:val="24"/>
+      <w:szCs w:val="24"/>
+    </w:rPr>
+    <w:uiPriority w:val="0"/>
   </w:style>
   <w:style w:type="paragraph" w:customStyle="1" w:styleId="29">
     <w:name w:val="Bibliography"/>

--- a/template.docx
+++ b/template.docx
@@ -1435,6 +1435,7 @@
     </w:p>
     <w:sectPr>
       <w:footerReference r:id="rId5" w:type="default"/>
+      <w:headerReference w:type="default" r:id="rId10"/>
       <w:pgSz w:w="11906" w:h="16838"/>
       <w:pgMar w:top="1440" w:right="1800" w:bottom="1440" w:left="1800" w:header="720" w:footer="720" w:gutter="0"/>
       <w:cols w:space="720" w:num="1"/>
@@ -1536,6 +1537,27 @@
     </w:p>
   </w:footnote>
 </w:footnotes>
+</file>
+
+<file path=word/header1.xml><?xml version="1.0" encoding="utf-8"?>
+<w:hdr xmlns:m="http://schemas.openxmlformats.org/officeDocument/2006/math" xmlns:mc="http://schemas.openxmlformats.org/markup-compatibility/2006" xmlns:mo="http://schemas.microsoft.com/office/mac/office/2008/main" xmlns:mv="urn:schemas-microsoft-com:mac:vml" xmlns:o="urn:schemas-microsoft-com:office:office" xmlns:r="http://schemas.openxmlformats.org/officeDocument/2006/relationships" xmlns:v="urn:schemas-microsoft-com:vml" xmlns:w10="urn:schemas-microsoft-com:office:word" xmlns:w14="http://schemas.microsoft.com/office/word/2010/wordml" xmlns:w="http://schemas.openxmlformats.org/wordprocessingml/2006/main" xmlns:wne="http://schemas.microsoft.com/office/word/2006/wordml" xmlns:wp14="http://schemas.microsoft.com/office/word/2010/wordprocessingDrawing" xmlns:wp="http://schemas.openxmlformats.org/drawingml/2006/wordprocessingDrawing" xmlns:wpc="http://schemas.microsoft.com/office/word/2010/wordprocessingCanvas" xmlns:wpg="http://schemas.microsoft.com/office/word/2010/wordprocessingGroup" xmlns:wpi="http://schemas.microsoft.com/office/word/2010/wordprocessingInk" xmlns:wps="http://schemas.microsoft.com/office/word/2010/wordprocessingShape" mc:Ignorable="w14 wp14">
+  <w:p>
+    <w:pPr>
+      <w:pStyle w:val="Header"/>
+      <w:jc w:val="center"/>
+      <w:pBdr>
+        <w:bottom w:val="single" w:sz="12" w:space="1" w:color="000000"/>
+      </w:pBdr>
+    </w:pPr>
+    <w:r>
+      <w:rPr>
+        <w:rFonts w:ascii="SimHei" w:hAnsi="SimHei" w:eastAsia="SimHei"/>
+        <w:sz w:val="24"/>
+      </w:rPr>
+      <w:t>成都工业学院本科毕业设计（论文）</w:t>
+    </w:r>
+  </w:p>
+</w:hdr>
 </file>
 
 <file path=word/numbering.xml><?xml version="1.0" encoding="utf-8"?>
